--- a/SS_Holidays_Content_Marketing_Manoharan_R.docx
+++ b/SS_Holidays_Content_Marketing_Manoharan_R.docx
@@ -48,7 +48,7 @@
                 <w:sz w:val="40"/>
                 <w:szCs w:val="40"/>
               </w:rPr>
-              <w:t xml:space="preserve">CONTENT MARKETING PROJECT</w:t>
+              <w:t>CONTENT MARKETING PROJECT</w:t>
             </w:r>
           </w:p>
           <w:p>
@@ -65,7 +65,7 @@
                 <w:sz w:val="23"/>
                 <w:szCs w:val="23"/>
               </w:rPr>
-              <w:t xml:space="preserve">SS Holidays  ·  Travel Packages &amp; Tour Promotions</w:t>
+              <w:t>SS Holidays  ·  Travel Packages &amp; Tour Promotions</w:t>
             </w:r>
           </w:p>
           <w:p>
@@ -79,7 +79,7 @@
                 <w:sz w:val="19"/>
                 <w:szCs w:val="19"/>
               </w:rPr>
-              <w:t xml:space="preserve">Instagram &amp; Facebook Content Strategy  ·  KEC Student Page</w:t>
+              <w:t>Instagram &amp; Facebook Content Strategy  ·  KEC Student Page</w:t>
             </w:r>
           </w:p>
           <w:p>
@@ -94,7 +94,7 @@
                 <w:sz w:val="18"/>
                 <w:szCs w:val="18"/>
               </w:rPr>
-              <w:t>Prepared by: Manoharan R  ·  Digital Marketing Project  ·  2024</w:t>
+              <w:t>Prepared by: Manoharan R  ·  Digital Marketing Project  ·  2025</w:t>
             </w:r>
           </w:p>
         </w:tc>
@@ -104,9 +104,7 @@
       <w:pPr>
         <w:spacing w:after="0" w:before="80"/>
       </w:pPr>
-      <w:r>
-        <w:t xml:space="preserve"/>
-      </w:r>
+      <w:r/>
     </w:p>
     <w:tbl>
       <w:tblPr>
@@ -157,7 +155,7 @@
                 <w:sz w:val="34"/>
                 <w:szCs w:val="34"/>
               </w:rPr>
-              <w:t xml:space="preserve">12</w:t>
+              <w:t>12</w:t>
             </w:r>
           </w:p>
           <w:p>
@@ -171,7 +169,7 @@
                 <w:sz w:val="17"/>
                 <w:szCs w:val="17"/>
               </w:rPr>
-              <w:t xml:space="preserve">Posts Created</w:t>
+              <w:t>Posts Created</w:t>
             </w:r>
           </w:p>
         </w:tc>
@@ -205,7 +203,7 @@
                 <w:sz w:val="34"/>
                 <w:szCs w:val="34"/>
               </w:rPr>
-              <w:t xml:space="preserve">4 Weeks</w:t>
+              <w:t>4 Weeks</w:t>
             </w:r>
           </w:p>
           <w:p>
@@ -219,7 +217,7 @@
                 <w:sz w:val="17"/>
                 <w:szCs w:val="17"/>
               </w:rPr>
-              <w:t xml:space="preserve">Campaign Duration</w:t>
+              <w:t>Campaign Duration</w:t>
             </w:r>
           </w:p>
         </w:tc>
@@ -253,7 +251,7 @@
                 <w:sz w:val="34"/>
                 <w:szCs w:val="34"/>
               </w:rPr>
-              <w:t xml:space="preserve">+38%</w:t>
+              <w:t>+38%</w:t>
             </w:r>
           </w:p>
           <w:p>
@@ -267,7 +265,7 @@
                 <w:sz w:val="17"/>
                 <w:szCs w:val="17"/>
               </w:rPr>
-              <w:t xml:space="preserve">Engagement Growth</w:t>
+              <w:t>Engagement Growth</w:t>
             </w:r>
           </w:p>
         </w:tc>
@@ -301,7 +299,7 @@
                 <w:sz w:val="34"/>
                 <w:szCs w:val="34"/>
               </w:rPr>
-              <w:t xml:space="preserve">2 Platforms</w:t>
+              <w:t>2 Platforms</w:t>
             </w:r>
           </w:p>
           <w:p>
@@ -315,7 +313,7 @@
                 <w:sz w:val="17"/>
                 <w:szCs w:val="17"/>
               </w:rPr>
-              <w:t xml:space="preserve">Instagram &amp; Facebook</w:t>
+              <w:t>Instagram &amp; Facebook</w:t>
             </w:r>
           </w:p>
         </w:tc>
@@ -325,9 +323,7 @@
       <w:pPr>
         <w:spacing w:after="0" w:before="80"/>
       </w:pPr>
-      <w:r>
-        <w:t xml:space="preserve"/>
-      </w:r>
+      <w:r/>
     </w:p>
     <w:p>
       <w:pPr>
@@ -345,16 +341,14 @@
           <w:sz w:val="27"/>
           <w:szCs w:val="27"/>
         </w:rPr>
-        <w:t xml:space="preserve">1. BRAND BRIEF</w:t>
+        <w:t>1. BRAND BRIEF</w:t>
       </w:r>
     </w:p>
     <w:p>
       <w:pPr>
         <w:spacing w:after="0" w:before="40"/>
       </w:pPr>
-      <w:r>
-        <w:t xml:space="preserve"/>
-      </w:r>
+      <w:r/>
     </w:p>
     <w:tbl>
       <w:tblPr>
@@ -400,7 +394,7 @@
                 <w:sz w:val="19"/>
                 <w:szCs w:val="19"/>
               </w:rPr>
-              <w:t xml:space="preserve">Brand Name</w:t>
+              <w:t>Brand Name</w:t>
             </w:r>
           </w:p>
         </w:tc>
@@ -429,7 +423,7 @@
                 <w:sz w:val="19"/>
                 <w:szCs w:val="19"/>
               </w:rPr>
-              <w:t xml:space="preserve">SS Holidays</w:t>
+              <w:t>SS Holidays</w:t>
             </w:r>
           </w:p>
         </w:tc>
@@ -439,9 +433,7 @@
       <w:pPr>
         <w:spacing w:after="0" w:before="8"/>
       </w:pPr>
-      <w:r>
-        <w:t xml:space="preserve"/>
-      </w:r>
+      <w:r/>
     </w:p>
     <w:tbl>
       <w:tblPr>
@@ -487,7 +479,7 @@
                 <w:sz w:val="19"/>
                 <w:szCs w:val="19"/>
               </w:rPr>
-              <w:t xml:space="preserve">Industry</w:t>
+              <w:t>Industry</w:t>
             </w:r>
           </w:p>
         </w:tc>
@@ -516,7 +508,7 @@
                 <w:sz w:val="19"/>
                 <w:szCs w:val="19"/>
               </w:rPr>
-              <w:t xml:space="preserve">Travel &amp; Tourism</w:t>
+              <w:t>Travel &amp; Tourism</w:t>
             </w:r>
           </w:p>
         </w:tc>
@@ -526,9 +518,7 @@
       <w:pPr>
         <w:spacing w:after="0" w:before="8"/>
       </w:pPr>
-      <w:r>
-        <w:t xml:space="preserve"/>
-      </w:r>
+      <w:r/>
     </w:p>
     <w:tbl>
       <w:tblPr>
@@ -574,7 +564,7 @@
                 <w:sz w:val="19"/>
                 <w:szCs w:val="19"/>
               </w:rPr>
-              <w:t xml:space="preserve">Target Audience</w:t>
+              <w:t>Target Audience</w:t>
             </w:r>
           </w:p>
         </w:tc>
@@ -603,7 +593,7 @@
                 <w:sz w:val="19"/>
                 <w:szCs w:val="19"/>
               </w:rPr>
-              <w:t xml:space="preserve">College students aged 18–26, primarily from Kongu Engineering College (KEC) and nearby institutions in Erode, Tamil Nadu</w:t>
+              <w:t>College students aged 18–26, primarily from Kongu Engineering College (KEC) and nearby institutions in Erode, Tamil Nadu</w:t>
             </w:r>
           </w:p>
         </w:tc>
@@ -613,9 +603,7 @@
       <w:pPr>
         <w:spacing w:after="0" w:before="8"/>
       </w:pPr>
-      <w:r>
-        <w:t xml:space="preserve"/>
-      </w:r>
+      <w:r/>
     </w:p>
     <w:tbl>
       <w:tblPr>
@@ -661,7 +649,7 @@
                 <w:sz w:val="19"/>
                 <w:szCs w:val="19"/>
               </w:rPr>
-              <w:t xml:space="preserve">Brand Goal</w:t>
+              <w:t>Brand Goal</w:t>
             </w:r>
           </w:p>
         </w:tc>
@@ -690,7 +678,7 @@
                 <w:sz w:val="19"/>
                 <w:szCs w:val="19"/>
               </w:rPr>
-              <w:t xml:space="preserve">Promote affordable student-friendly travel packages and increase bookings through social media awareness</w:t>
+              <w:t>Promote affordable student-friendly travel packages and increase bookings through social media awareness</w:t>
             </w:r>
           </w:p>
         </w:tc>
@@ -700,9 +688,7 @@
       <w:pPr>
         <w:spacing w:after="0" w:before="8"/>
       </w:pPr>
-      <w:r>
-        <w:t xml:space="preserve"/>
-      </w:r>
+      <w:r/>
     </w:p>
     <w:tbl>
       <w:tblPr>
@@ -748,7 +734,7 @@
                 <w:sz w:val="19"/>
                 <w:szCs w:val="19"/>
               </w:rPr>
-              <w:t xml:space="preserve">Platforms Used</w:t>
+              <w:t>Platforms Used</w:t>
             </w:r>
           </w:p>
         </w:tc>
@@ -777,7 +763,7 @@
                 <w:sz w:val="19"/>
                 <w:szCs w:val="19"/>
               </w:rPr>
-              <w:t xml:space="preserve">Instagram (primary) · Facebook (secondary)</w:t>
+              <w:t>Instagram (primary) · Facebook (secondary)</w:t>
             </w:r>
           </w:p>
         </w:tc>
@@ -787,9 +773,7 @@
       <w:pPr>
         <w:spacing w:after="0" w:before="8"/>
       </w:pPr>
-      <w:r>
-        <w:t xml:space="preserve"/>
-      </w:r>
+      <w:r/>
     </w:p>
     <w:tbl>
       <w:tblPr>
@@ -835,7 +819,7 @@
                 <w:sz w:val="19"/>
                 <w:szCs w:val="19"/>
               </w:rPr>
-              <w:t xml:space="preserve">Content Manager</w:t>
+              <w:t>Content Manager</w:t>
             </w:r>
           </w:p>
         </w:tc>
@@ -874,9 +858,7 @@
       <w:pPr>
         <w:spacing w:after="0" w:before="8"/>
       </w:pPr>
-      <w:r>
-        <w:t xml:space="preserve"/>
-      </w:r>
+      <w:r/>
     </w:p>
     <w:tbl>
       <w:tblPr>
@@ -922,7 +904,7 @@
                 <w:sz w:val="19"/>
                 <w:szCs w:val="19"/>
               </w:rPr>
-              <w:t xml:space="preserve">Campaign Period</w:t>
+              <w:t>Campaign Period</w:t>
             </w:r>
           </w:p>
         </w:tc>
@@ -951,7 +933,7 @@
                 <w:sz w:val="19"/>
                 <w:szCs w:val="19"/>
               </w:rPr>
-              <w:t xml:space="preserve">September – October 2024  (4 weeks · 3 posts per week)</w:t>
+              <w:t>September – October 2025  (4 weeks · 3 posts per week)</w:t>
             </w:r>
           </w:p>
         </w:tc>
@@ -961,9 +943,7 @@
       <w:pPr>
         <w:spacing w:after="0" w:before="80"/>
       </w:pPr>
-      <w:r>
-        <w:t xml:space="preserve"/>
-      </w:r>
+      <w:r/>
     </w:p>
     <w:p>
       <w:pPr>
@@ -981,7 +961,7 @@
           <w:sz w:val="27"/>
           <w:szCs w:val="27"/>
         </w:rPr>
-        <w:t xml:space="preserve">2. CONTENT STRATEGY</w:t>
+        <w:t>2. CONTENT STRATEGY</w:t>
       </w:r>
     </w:p>
     <w:p>
@@ -997,7 +977,7 @@
           <w:sz w:val="23"/>
           <w:szCs w:val="23"/>
         </w:rPr>
-        <w:t xml:space="preserve">2.1  Objective</w:t>
+        <w:t>2.1  Objective</w:t>
       </w:r>
     </w:p>
     <w:p>
@@ -1012,7 +992,7 @@
           <w:sz w:val="20"/>
           <w:szCs w:val="20"/>
         </w:rPr>
-        <w:t xml:space="preserve">The goal of this content campaign was to grow SS Holidays' Instagram and Facebook presence among KEC students by creating engaging, relatable travel content. Rather than pushing sales directly, the strategy focused on inspiring students with travel ideas, building trust through consistent posting, and naturally driving enquiries for tour packages.</w:t>
+        <w:t>The goal of this content campaign was to grow SS Holidays' Instagram and Facebook presence among KEC students by creating engaging, relatable travel content. Rather than pushing sales directly, the strategy focused on inspiring students with travel ideas, building trust through consistent posting, and naturally driving enquiries for tour packages.</w:t>
       </w:r>
     </w:p>
     <w:p>
@@ -1028,7 +1008,7 @@
           <w:sz w:val="23"/>
           <w:szCs w:val="23"/>
         </w:rPr>
-        <w:t xml:space="preserve">2.2  Content Pillars</w:t>
+        <w:t>2.2  Content Pillars</w:t>
       </w:r>
     </w:p>
     <w:p>
@@ -1043,16 +1023,14 @@
           <w:sz w:val="20"/>
           <w:szCs w:val="20"/>
         </w:rPr>
-        <w:t xml:space="preserve">All content was built around four core themes, called content pillars, to keep the page consistent and valuable:</w:t>
+        <w:t>All content was built around four core themes, called content pillars, to keep the page consistent and valuable:</w:t>
       </w:r>
     </w:p>
     <w:p>
       <w:pPr>
         <w:spacing w:after="0" w:before="40"/>
       </w:pPr>
-      <w:r>
-        <w:t xml:space="preserve"/>
-      </w:r>
+      <w:r/>
     </w:p>
     <w:tbl>
       <w:tblPr>
@@ -1099,7 +1077,7 @@
                 <w:sz w:val="19"/>
                 <w:szCs w:val="19"/>
               </w:rPr>
-              <w:t xml:space="preserve">Pillar</w:t>
+              <w:t>Pillar</w:t>
             </w:r>
           </w:p>
         </w:tc>
@@ -1130,7 +1108,7 @@
                 <w:sz w:val="19"/>
                 <w:szCs w:val="19"/>
               </w:rPr>
-              <w:t xml:space="preserve">Theme</w:t>
+              <w:t>Theme</w:t>
             </w:r>
           </w:p>
         </w:tc>
@@ -1161,7 +1139,7 @@
                 <w:sz w:val="19"/>
                 <w:szCs w:val="19"/>
               </w:rPr>
-              <w:t xml:space="preserve">Purpose</w:t>
+              <w:t>Purpose</w:t>
             </w:r>
           </w:p>
         </w:tc>
@@ -1192,7 +1170,7 @@
                 <w:sz w:val="19"/>
                 <w:szCs w:val="19"/>
               </w:rPr>
-              <w:t xml:space="preserve">Inspiration</w:t>
+              <w:t>Inspiration</w:t>
             </w:r>
           </w:p>
         </w:tc>
@@ -1221,7 +1199,7 @@
                 <w:sz w:val="19"/>
                 <w:szCs w:val="19"/>
               </w:rPr>
-              <w:t xml:space="preserve">Stunning destination visuals</w:t>
+              <w:t>Stunning destination visuals</w:t>
             </w:r>
           </w:p>
         </w:tc>
@@ -1250,7 +1228,7 @@
                 <w:sz w:val="19"/>
                 <w:szCs w:val="19"/>
               </w:rPr>
-              <w:t xml:space="preserve">Stop the scroll — make students dream about travel</w:t>
+              <w:t>Stop the scroll — make students dream about travel</w:t>
             </w:r>
           </w:p>
         </w:tc>
@@ -1281,7 +1259,7 @@
                 <w:sz w:val="19"/>
                 <w:szCs w:val="19"/>
               </w:rPr>
-              <w:t xml:space="preserve">Education</w:t>
+              <w:t>Education</w:t>
             </w:r>
           </w:p>
         </w:tc>
@@ -1310,7 +1288,7 @@
                 <w:sz w:val="19"/>
                 <w:szCs w:val="19"/>
               </w:rPr>
-              <w:t xml:space="preserve">Travel tips, packing guides, FAQs</w:t>
+              <w:t>Travel tips, packing guides, FAQs</w:t>
             </w:r>
           </w:p>
         </w:tc>
@@ -1339,7 +1317,7 @@
                 <w:sz w:val="19"/>
                 <w:szCs w:val="19"/>
               </w:rPr>
-              <w:t xml:space="preserve">Build trust by being genuinely helpful</w:t>
+              <w:t>Build trust by being genuinely helpful</w:t>
             </w:r>
           </w:p>
         </w:tc>
@@ -1370,7 +1348,7 @@
                 <w:sz w:val="19"/>
                 <w:szCs w:val="19"/>
               </w:rPr>
-              <w:t xml:space="preserve">Promotion</w:t>
+              <w:t>Promotion</w:t>
             </w:r>
           </w:p>
         </w:tc>
@@ -1399,7 +1377,7 @@
                 <w:sz w:val="19"/>
                 <w:szCs w:val="19"/>
               </w:rPr>
-              <w:t xml:space="preserve">Package highlights &amp; limited offers</w:t>
+              <w:t>Package highlights &amp; limited offers</w:t>
             </w:r>
           </w:p>
         </w:tc>
@@ -1428,7 +1406,7 @@
                 <w:sz w:val="19"/>
                 <w:szCs w:val="19"/>
               </w:rPr>
-              <w:t xml:space="preserve">Drive enquiries without being too salesy</w:t>
+              <w:t>Drive enquiries without being too salesy</w:t>
             </w:r>
           </w:p>
         </w:tc>
@@ -1459,7 +1437,7 @@
                 <w:sz w:val="19"/>
                 <w:szCs w:val="19"/>
               </w:rPr>
-              <w:t xml:space="preserve">Engagement</w:t>
+              <w:t>Engagement</w:t>
             </w:r>
           </w:p>
         </w:tc>
@@ -1488,7 +1466,7 @@
                 <w:sz w:val="19"/>
                 <w:szCs w:val="19"/>
               </w:rPr>
-              <w:t xml:space="preserve">Polls, questions, relatable memes</w:t>
+              <w:t>Polls, questions, relatable memes</w:t>
             </w:r>
           </w:p>
         </w:tc>
@@ -1517,7 +1495,7 @@
                 <w:sz w:val="19"/>
                 <w:szCs w:val="19"/>
               </w:rPr>
-              <w:t xml:space="preserve">Boost comments, shares, and saves</w:t>
+              <w:t>Boost comments, shares, and saves</w:t>
             </w:r>
           </w:p>
         </w:tc>
@@ -1527,9 +1505,7 @@
       <w:pPr>
         <w:spacing w:after="0" w:before="80"/>
       </w:pPr>
-      <w:r>
-        <w:t xml:space="preserve"/>
-      </w:r>
+      <w:r/>
     </w:p>
     <w:p>
       <w:pPr>
@@ -1544,7 +1520,7 @@
           <w:sz w:val="23"/>
           <w:szCs w:val="23"/>
         </w:rPr>
-        <w:t xml:space="preserve">2.3  Posting Schedule</w:t>
+        <w:t>2.3  Posting Schedule</w:t>
       </w:r>
     </w:p>
     <w:p>
@@ -1559,16 +1535,14 @@
           <w:sz w:val="20"/>
           <w:szCs w:val="20"/>
         </w:rPr>
-        <w:t xml:space="preserve">A consistent 3-posts-per-week schedule was maintained throughout the 4-week campaign. Each post type was rotated to keep the audience engaged without feeling repetitive.</w:t>
+        <w:t>A consistent 3-posts-per-week schedule was maintained throughout the 4-week campaign. Each post type was rotated to keep the audience engaged without feeling repetitive.</w:t>
       </w:r>
     </w:p>
     <w:p>
       <w:pPr>
         <w:spacing w:after="0" w:before="40"/>
       </w:pPr>
-      <w:r>
-        <w:t xml:space="preserve"/>
-      </w:r>
+      <w:r/>
     </w:p>
     <w:tbl>
       <w:tblPr>
@@ -1616,7 +1590,7 @@
                 <w:sz w:val="19"/>
                 <w:szCs w:val="19"/>
               </w:rPr>
-              <w:t xml:space="preserve">Week</w:t>
+              <w:t>Week</w:t>
             </w:r>
           </w:p>
         </w:tc>
@@ -1647,7 +1621,7 @@
                 <w:sz w:val="19"/>
                 <w:szCs w:val="19"/>
               </w:rPr>
-              <w:t xml:space="preserve">Monday</w:t>
+              <w:t>Monday</w:t>
             </w:r>
           </w:p>
         </w:tc>
@@ -1678,7 +1652,7 @@
                 <w:sz w:val="19"/>
                 <w:szCs w:val="19"/>
               </w:rPr>
-              <w:t xml:space="preserve">Wednesday</w:t>
+              <w:t>Wednesday</w:t>
             </w:r>
           </w:p>
         </w:tc>
@@ -1709,7 +1683,7 @@
                 <w:sz w:val="19"/>
                 <w:szCs w:val="19"/>
               </w:rPr>
-              <w:t xml:space="preserve">Friday</w:t>
+              <w:t>Friday</w:t>
             </w:r>
           </w:p>
         </w:tc>
@@ -1740,7 +1714,7 @@
                 <w:sz w:val="19"/>
                 <w:szCs w:val="19"/>
               </w:rPr>
-              <w:t xml:space="preserve">Week 1</w:t>
+              <w:t>Week 1</w:t>
             </w:r>
           </w:p>
         </w:tc>
@@ -1769,7 +1743,7 @@
                 <w:sz w:val="19"/>
                 <w:szCs w:val="19"/>
               </w:rPr>
-              <w:t xml:space="preserve">Destination Reel — Ooty</w:t>
+              <w:t>Destination Reel — Ooty</w:t>
             </w:r>
           </w:p>
         </w:tc>
@@ -1798,7 +1772,7 @@
                 <w:sz w:val="19"/>
                 <w:szCs w:val="19"/>
               </w:rPr>
-              <w:t xml:space="preserve">Travel Tips Carousel</w:t>
+              <w:t>Travel Tips Carousel</w:t>
             </w:r>
           </w:p>
         </w:tc>
@@ -1827,7 +1801,7 @@
                 <w:sz w:val="19"/>
                 <w:szCs w:val="19"/>
               </w:rPr>
-              <w:t xml:space="preserve">Package Promo Post</w:t>
+              <w:t>Package Promo Post</w:t>
             </w:r>
           </w:p>
         </w:tc>
@@ -1858,7 +1832,7 @@
                 <w:sz w:val="19"/>
                 <w:szCs w:val="19"/>
               </w:rPr>
-              <w:t xml:space="preserve">Week 2</w:t>
+              <w:t>Week 2</w:t>
             </w:r>
           </w:p>
         </w:tc>
@@ -1887,7 +1861,7 @@
                 <w:sz w:val="19"/>
                 <w:szCs w:val="19"/>
               </w:rPr>
-              <w:t xml:space="preserve">Destination Reel — Kodaikanal</w:t>
+              <w:t>Destination Reel — Kodaikanal</w:t>
             </w:r>
           </w:p>
         </w:tc>
@@ -1916,7 +1890,7 @@
                 <w:sz w:val="19"/>
                 <w:szCs w:val="19"/>
               </w:rPr>
-              <w:t xml:space="preserve">Poll — Your Dream Trip</w:t>
+              <w:t>Poll — Your Dream Trip</w:t>
             </w:r>
           </w:p>
         </w:tc>
@@ -1945,7 +1919,7 @@
                 <w:sz w:val="19"/>
                 <w:szCs w:val="19"/>
               </w:rPr>
-              <w:t xml:space="preserve">Student Offer Highlight</w:t>
+              <w:t>Student Offer Highlight</w:t>
             </w:r>
           </w:p>
         </w:tc>
@@ -1976,7 +1950,7 @@
                 <w:sz w:val="19"/>
                 <w:szCs w:val="19"/>
               </w:rPr>
-              <w:t xml:space="preserve">Week 3</w:t>
+              <w:t>Week 3</w:t>
             </w:r>
           </w:p>
         </w:tc>
@@ -2005,7 +1979,7 @@
                 <w:sz w:val="19"/>
                 <w:szCs w:val="19"/>
               </w:rPr>
-              <w:t xml:space="preserve">Destination Reel — Munnar</w:t>
+              <w:t>Destination Reel — Munnar</w:t>
             </w:r>
           </w:p>
         </w:tc>
@@ -2034,7 +2008,7 @@
                 <w:sz w:val="19"/>
                 <w:szCs w:val="19"/>
               </w:rPr>
-              <w:t xml:space="preserve">Packing Guide Carousel</w:t>
+              <w:t>Packing Guide Carousel</w:t>
             </w:r>
           </w:p>
         </w:tc>
@@ -2063,7 +2037,7 @@
                 <w:sz w:val="19"/>
                 <w:szCs w:val="19"/>
               </w:rPr>
-              <w:t xml:space="preserve">Limited Seats Story + Post</w:t>
+              <w:t>Limited Seats Story + Post</w:t>
             </w:r>
           </w:p>
         </w:tc>
@@ -2094,7 +2068,7 @@
                 <w:sz w:val="19"/>
                 <w:szCs w:val="19"/>
               </w:rPr>
-              <w:t xml:space="preserve">Week 4</w:t>
+              <w:t>Week 4</w:t>
             </w:r>
           </w:p>
         </w:tc>
@@ -2123,7 +2097,7 @@
                 <w:sz w:val="19"/>
                 <w:szCs w:val="19"/>
               </w:rPr>
-              <w:t xml:space="preserve">Throwback Travel Post</w:t>
+              <w:t>Throwback Travel Post</w:t>
             </w:r>
           </w:p>
         </w:tc>
@@ -2152,7 +2126,7 @@
                 <w:sz w:val="19"/>
                 <w:szCs w:val="19"/>
               </w:rPr>
-              <w:t xml:space="preserve">Engagement Question Post</w:t>
+              <w:t>Engagement Question Post</w:t>
             </w:r>
           </w:p>
         </w:tc>
@@ -2181,7 +2155,7 @@
                 <w:sz w:val="19"/>
                 <w:szCs w:val="19"/>
               </w:rPr>
-              <w:t xml:space="preserve">End-of-Month Package Recap</w:t>
+              <w:t>End-of-Month Package Recap</w:t>
             </w:r>
           </w:p>
         </w:tc>
@@ -2191,9 +2165,7 @@
       <w:pPr>
         <w:spacing w:after="0" w:before="80"/>
       </w:pPr>
-      <w:r>
-        <w:t xml:space="preserve"/>
-      </w:r>
+      <w:r/>
     </w:p>
     <w:p>
       <w:pPr>
@@ -2211,7 +2183,7 @@
           <w:sz w:val="27"/>
           <w:szCs w:val="27"/>
         </w:rPr>
-        <w:t xml:space="preserve">3. CONTENT SAMPLES — POSTS CREATED</w:t>
+        <w:t>3. CONTENT SAMPLES — POSTS CREATED</w:t>
       </w:r>
     </w:p>
     <w:p>
@@ -2226,16 +2198,14 @@
           <w:sz w:val="20"/>
           <w:szCs w:val="20"/>
         </w:rPr>
-        <w:t xml:space="preserve">Below are four sample posts created for SS Holidays across both Instagram and Facebook. Each post was designed with a specific content pillar and audience goal in mind.</w:t>
+        <w:t>Below are four sample posts created for SS Holidays across both Instagram and Facebook. Each post was designed with a specific content pillar and audience goal in mind.</w:t>
       </w:r>
     </w:p>
     <w:p>
       <w:pPr>
         <w:spacing w:after="0" w:before="80"/>
       </w:pPr>
-      <w:r>
-        <w:t xml:space="preserve"/>
-      </w:r>
+      <w:r/>
     </w:p>
     <w:tbl>
       <w:tblPr>
@@ -2289,7 +2259,7 @@
                 <w:sz w:val="17"/>
                 <w:szCs w:val="17"/>
               </w:rPr>
-              <w:t xml:space="preserve">INSPIRATION — Destination Reel</w:t>
+              <w:t>INSPIRATION — Destination Reel</w:t>
             </w:r>
             <w:r>
               <w:rPr>
@@ -2314,7 +2284,7 @@
                 <w:sz w:val="19"/>
                 <w:szCs w:val="19"/>
               </w:rPr>
-              <w:t xml:space="preserve">Goal: Stop the scroll. Build awareness of Ooty as a student-friendly destination.</w:t>
+              <w:t>Goal: Stop the scroll. Build awareness of Ooty as a student-friendly destination.</w:t>
             </w:r>
           </w:p>
         </w:tc>
@@ -2350,7 +2320,7 @@
                 <w:sz w:val="17"/>
                 <w:szCs w:val="17"/>
               </w:rPr>
-              <w:t xml:space="preserve">CAPTION</w:t>
+              <w:t>CAPTION</w:t>
             </w:r>
           </w:p>
           <w:p>
@@ -2364,7 +2334,7 @@
                 <w:sz w:val="19"/>
                 <w:szCs w:val="19"/>
               </w:rPr>
-              <w:t xml:space="preserve">Ooty calling. 🌿</w:t>
+              <w:t>Ooty calling. 🌿</w:t>
             </w:r>
           </w:p>
           <w:p>
@@ -2378,7 +2348,6 @@
                 <w:sz w:val="19"/>
                 <w:szCs w:val="19"/>
               </w:rPr>
-              <w:t xml:space="preserve"/>
             </w:r>
           </w:p>
           <w:p>
@@ -2392,7 +2361,7 @@
                 <w:sz w:val="19"/>
                 <w:szCs w:val="19"/>
               </w:rPr>
-              <w:t xml:space="preserve">Cold mornings, chai in hand, mist rolling over the Nilgiris — this is what a real college trip feels like.</w:t>
+              <w:t>Cold mornings, chai in hand, mist rolling over the Nilgiris — this is what a real college trip feels like.</w:t>
             </w:r>
           </w:p>
           <w:p>
@@ -2406,7 +2375,6 @@
                 <w:sz w:val="19"/>
                 <w:szCs w:val="19"/>
               </w:rPr>
-              <w:t xml:space="preserve"/>
             </w:r>
           </w:p>
           <w:p>
@@ -2420,7 +2388,7 @@
                 <w:sz w:val="19"/>
                 <w:szCs w:val="19"/>
               </w:rPr>
-              <w:t xml:space="preserve">SS Holidays is bringing you a 2-night Ooty package designed for college students. Affordable. Comfortable. Unforgettable.</w:t>
+              <w:t>SS Holidays is bringing you a 2-night Ooty package designed for college students. Affordable. Comfortable. Unforgettable.</w:t>
             </w:r>
           </w:p>
           <w:p>
@@ -2434,7 +2402,6 @@
                 <w:sz w:val="19"/>
                 <w:szCs w:val="19"/>
               </w:rPr>
-              <w:t xml:space="preserve"/>
             </w:r>
           </w:p>
           <w:p>
@@ -2448,7 +2415,7 @@
                 <w:sz w:val="19"/>
                 <w:szCs w:val="19"/>
               </w:rPr>
-              <w:t xml:space="preserve">📍 Ooty, Tamil Nadu</w:t>
+              <w:t>📍 Ooty, Tamil Nadu</w:t>
             </w:r>
           </w:p>
           <w:p>
@@ -2462,7 +2429,7 @@
                 <w:sz w:val="19"/>
                 <w:szCs w:val="19"/>
               </w:rPr>
-              <w:t xml:space="preserve">💰 Starting at ₹2,499 per head</w:t>
+              <w:t>💰 Starting at ₹2,499 per head</w:t>
             </w:r>
           </w:p>
           <w:p>
@@ -2476,7 +2443,7 @@
                 <w:sz w:val="19"/>
                 <w:szCs w:val="19"/>
               </w:rPr>
-              <w:t xml:space="preserve">🎓 Special rates for KEC students</w:t>
+              <w:t>🎓 Special rates for KEC students</w:t>
             </w:r>
           </w:p>
           <w:p>
@@ -2490,7 +2457,6 @@
                 <w:sz w:val="19"/>
                 <w:szCs w:val="19"/>
               </w:rPr>
-              <w:t xml:space="preserve"/>
             </w:r>
           </w:p>
           <w:p>
@@ -2504,7 +2470,7 @@
                 <w:sz w:val="19"/>
                 <w:szCs w:val="19"/>
               </w:rPr>
-              <w:t xml:space="preserve">Drop a 🏔️ in the comments if you want the full itinerary sent to your DM!</w:t>
+              <w:t>Drop a 🏔️ in the comments if you want the full itinerary sent to your DM!</w:t>
             </w:r>
           </w:p>
         </w:tc>
@@ -2540,7 +2506,7 @@
                 <w:sz w:val="17"/>
                 <w:szCs w:val="17"/>
               </w:rPr>
-              <w:t xml:space="preserve">HASHTAGS</w:t>
+              <w:t>HASHTAGS</w:t>
             </w:r>
           </w:p>
           <w:p>
@@ -2551,7 +2517,7 @@
                 <w:sz w:val="18"/>
                 <w:szCs w:val="18"/>
               </w:rPr>
-              <w:t xml:space="preserve">#OotyTrip #StudentTravel #SSHolidays #CollegeTrip #KECStudents #TravelTamilNadu #OotyDiaries #AffordableTravel #WeekendGetaway #ExploreIndia</w:t>
+              <w:t>#OotyTrip #StudentTravel #SSHolidays #CollegeTrip #KECStudents #TravelTamilNadu #OotyDiaries #AffordableTravel #WeekendGetaway #ExploreIndia</w:t>
             </w:r>
           </w:p>
         </w:tc>
@@ -2594,9 +2560,7 @@
       <w:pPr>
         <w:spacing w:after="0" w:before="80"/>
       </w:pPr>
-      <w:r>
-        <w:t xml:space="preserve"/>
-      </w:r>
+      <w:r/>
     </w:p>
     <w:tbl>
       <w:tblPr>
@@ -2650,7 +2614,7 @@
                 <w:sz w:val="17"/>
                 <w:szCs w:val="17"/>
               </w:rPr>
-              <w:t xml:space="preserve">PROMOTION — Package Highlight</w:t>
+              <w:t>PROMOTION — Package Highlight</w:t>
             </w:r>
             <w:r>
               <w:rPr>
@@ -2675,7 +2639,7 @@
                 <w:sz w:val="19"/>
                 <w:szCs w:val="19"/>
               </w:rPr>
-              <w:t xml:space="preserve">Goal: Drive direct enquiries for the Ooty package with a clear offer post.</w:t>
+              <w:t>Goal: Drive direct enquiries for the Ooty package with a clear offer post.</w:t>
             </w:r>
           </w:p>
         </w:tc>
@@ -2711,7 +2675,7 @@
                 <w:sz w:val="17"/>
                 <w:szCs w:val="17"/>
               </w:rPr>
-              <w:t xml:space="preserve">CAPTION</w:t>
+              <w:t>CAPTION</w:t>
             </w:r>
           </w:p>
           <w:p>
@@ -2725,7 +2689,7 @@
                 <w:sz w:val="19"/>
                 <w:szCs w:val="19"/>
               </w:rPr>
-              <w:t xml:space="preserve">Your next college trip is closer than you think. 🌄</w:t>
+              <w:t>Your next college trip is closer than you think. 🌄</w:t>
             </w:r>
           </w:p>
           <w:p>
@@ -2739,7 +2703,6 @@
                 <w:sz w:val="19"/>
                 <w:szCs w:val="19"/>
               </w:rPr>
-              <w:t xml:space="preserve"/>
             </w:r>
           </w:p>
           <w:p>
@@ -2753,7 +2716,7 @@
                 <w:sz w:val="19"/>
                 <w:szCs w:val="19"/>
               </w:rPr>
-              <w:t xml:space="preserve">Introducing our KEC Student Special — Ooty Edition:</w:t>
+              <w:t>Introducing our KEC Student Special — Ooty Edition:</w:t>
             </w:r>
           </w:p>
           <w:p>
@@ -2767,7 +2730,6 @@
                 <w:sz w:val="19"/>
                 <w:szCs w:val="19"/>
               </w:rPr>
-              <w:t xml:space="preserve"/>
             </w:r>
           </w:p>
           <w:p>
@@ -2781,7 +2743,7 @@
                 <w:sz w:val="19"/>
                 <w:szCs w:val="19"/>
               </w:rPr>
-              <w:t xml:space="preserve">✅ 2 Nights &amp; 3 Days</w:t>
+              <w:t>✅ 2 Nights &amp; 3 Days</w:t>
             </w:r>
           </w:p>
           <w:p>
@@ -2795,7 +2757,7 @@
                 <w:sz w:val="19"/>
                 <w:szCs w:val="19"/>
               </w:rPr>
-              <w:t xml:space="preserve">✅ AC Travel from Erode</w:t>
+              <w:t>✅ AC Travel from Erode</w:t>
             </w:r>
           </w:p>
           <w:p>
@@ -2809,7 +2771,7 @@
                 <w:sz w:val="19"/>
                 <w:szCs w:val="19"/>
               </w:rPr>
-              <w:t xml:space="preserve">✅ Hotel Stay (Twin Sharing)</w:t>
+              <w:t>✅ Hotel Stay (Twin Sharing)</w:t>
             </w:r>
           </w:p>
           <w:p>
@@ -2823,7 +2785,7 @@
                 <w:sz w:val="19"/>
                 <w:szCs w:val="19"/>
               </w:rPr>
-              <w:t xml:space="preserve">✅ Botanical Garden &amp; Ooty Lake Visit</w:t>
+              <w:t>✅ Botanical Garden &amp; Ooty Lake Visit</w:t>
             </w:r>
           </w:p>
           <w:p>
@@ -2837,7 +2799,7 @@
                 <w:sz w:val="19"/>
                 <w:szCs w:val="19"/>
               </w:rPr>
-              <w:t xml:space="preserve">✅ Professional Trip Coordinator</w:t>
+              <w:t>✅ Professional Trip Coordinator</w:t>
             </w:r>
           </w:p>
           <w:p>
@@ -2851,7 +2813,7 @@
                 <w:sz w:val="19"/>
                 <w:szCs w:val="19"/>
               </w:rPr>
-              <w:t xml:space="preserve">✅ All at ₹2,499 per head</w:t>
+              <w:t>✅ All at ₹2,499 per head</w:t>
             </w:r>
           </w:p>
           <w:p>
@@ -2865,7 +2827,6 @@
                 <w:sz w:val="19"/>
                 <w:szCs w:val="19"/>
               </w:rPr>
-              <w:t xml:space="preserve"/>
             </w:r>
           </w:p>
           <w:p>
@@ -2879,7 +2840,7 @@
                 <w:sz w:val="19"/>
                 <w:szCs w:val="19"/>
               </w:rPr>
-              <w:t xml:space="preserve">Only 30 seats available. First come, first filled.</w:t>
+              <w:t>Only 30 seats available. First come, first filled.</w:t>
             </w:r>
           </w:p>
           <w:p>
@@ -2893,7 +2854,6 @@
                 <w:sz w:val="19"/>
                 <w:szCs w:val="19"/>
               </w:rPr>
-              <w:t xml:space="preserve"/>
             </w:r>
           </w:p>
           <w:p>
@@ -2907,7 +2867,7 @@
                 <w:sz w:val="19"/>
                 <w:szCs w:val="19"/>
               </w:rPr>
-              <w:t xml:space="preserve">📩 DM us "OOTY" or call 📞 [Contact Number] to book your spot!</w:t>
+              <w:t>📩 DM us "OOTY" or call 📞 [Contact Number] to book your spot!</w:t>
             </w:r>
           </w:p>
         </w:tc>
@@ -2943,7 +2903,7 @@
                 <w:sz w:val="17"/>
                 <w:szCs w:val="17"/>
               </w:rPr>
-              <w:t xml:space="preserve">HASHTAGS</w:t>
+              <w:t>HASHTAGS</w:t>
             </w:r>
           </w:p>
           <w:p>
@@ -2954,7 +2914,7 @@
                 <w:sz w:val="18"/>
                 <w:szCs w:val="18"/>
               </w:rPr>
-              <w:t xml:space="preserve">#OotyPackage #StudentSpecial #KECTrip #CollegeTravel #SSHolidays #TravelErode #TamilNaduTourism #BudgetTravel #OotyTourism #TripWithFriends</w:t>
+              <w:t>#OotyPackage #StudentSpecial #KECTrip #CollegeTravel #SSHolidays #TravelErode #TamilNaduTourism #BudgetTravel #OotyTourism #TripWithFriends</w:t>
             </w:r>
           </w:p>
         </w:tc>
@@ -2997,9 +2957,7 @@
       <w:pPr>
         <w:spacing w:after="0" w:before="80"/>
       </w:pPr>
-      <w:r>
-        <w:t xml:space="preserve"/>
-      </w:r>
+      <w:r/>
     </w:p>
     <w:tbl>
       <w:tblPr>
@@ -3053,7 +3011,7 @@
                 <w:sz w:val="17"/>
                 <w:szCs w:val="17"/>
               </w:rPr>
-              <w:t xml:space="preserve">ENGAGEMENT — Poll Post</w:t>
+              <w:t>ENGAGEMENT — Poll Post</w:t>
             </w:r>
             <w:r>
               <w:rPr>
@@ -3078,7 +3036,7 @@
                 <w:sz w:val="19"/>
                 <w:szCs w:val="19"/>
               </w:rPr>
-              <w:t xml:space="preserve">Goal: Boost comments and interaction. Increase reach through the Instagram algorithm.</w:t>
+              <w:t>Goal: Boost comments and interaction. Increase reach through the Instagram algorithm.</w:t>
             </w:r>
           </w:p>
         </w:tc>
@@ -3114,7 +3072,7 @@
                 <w:sz w:val="17"/>
                 <w:szCs w:val="17"/>
               </w:rPr>
-              <w:t xml:space="preserve">CAPTION</w:t>
+              <w:t>CAPTION</w:t>
             </w:r>
           </w:p>
           <w:p>
@@ -3128,7 +3086,7 @@
                 <w:sz w:val="19"/>
                 <w:szCs w:val="19"/>
               </w:rPr>
-              <w:t xml:space="preserve">Quick question for every KEC student 👇</w:t>
+              <w:t>Quick question for every KEC student 👇</w:t>
             </w:r>
           </w:p>
           <w:p>
@@ -3142,7 +3100,6 @@
                 <w:sz w:val="19"/>
                 <w:szCs w:val="19"/>
               </w:rPr>
-              <w:t xml:space="preserve"/>
             </w:r>
           </w:p>
           <w:p>
@@ -3156,7 +3113,7 @@
                 <w:sz w:val="19"/>
                 <w:szCs w:val="19"/>
               </w:rPr>
-              <w:t xml:space="preserve">If college gave you a surprise 3-day holiday right now — where are you heading?</w:t>
+              <w:t>If college gave you a surprise 3-day holiday right now — where are you heading?</w:t>
             </w:r>
           </w:p>
           <w:p>
@@ -3170,7 +3127,6 @@
                 <w:sz w:val="19"/>
                 <w:szCs w:val="19"/>
               </w:rPr>
-              <w:t xml:space="preserve"/>
             </w:r>
           </w:p>
           <w:p>
@@ -3184,7 +3140,7 @@
                 <w:sz w:val="19"/>
                 <w:szCs w:val="19"/>
               </w:rPr>
-              <w:t xml:space="preserve">🏔️ Ooty — misty hills and chai</w:t>
+              <w:t>🏔️ Ooty — misty hills and chai</w:t>
             </w:r>
           </w:p>
           <w:p>
@@ -3198,7 +3154,7 @@
                 <w:sz w:val="19"/>
                 <w:szCs w:val="19"/>
               </w:rPr>
-              <w:t xml:space="preserve">🌊 Rameswaram — beaches and temples</w:t>
+              <w:t>🌊 Rameswaram — beaches and temples</w:t>
             </w:r>
           </w:p>
           <w:p>
@@ -3212,7 +3168,7 @@
                 <w:sz w:val="19"/>
                 <w:szCs w:val="19"/>
               </w:rPr>
-              <w:t xml:space="preserve">🌿 Kodaikanal — pine forests and lakes</w:t>
+              <w:t>🌿 Kodaikanal — pine forests and lakes</w:t>
             </w:r>
           </w:p>
           <w:p>
@@ -3226,7 +3182,7 @@
                 <w:sz w:val="19"/>
                 <w:szCs w:val="19"/>
               </w:rPr>
-              <w:t xml:space="preserve">🏙️ Bangalore — city vibes and food</w:t>
+              <w:t>🏙️ Bangalore — city vibes and food</w:t>
             </w:r>
           </w:p>
           <w:p>
@@ -3240,7 +3196,6 @@
                 <w:sz w:val="19"/>
                 <w:szCs w:val="19"/>
               </w:rPr>
-              <w:t xml:space="preserve"/>
             </w:r>
           </w:p>
           <w:p>
@@ -3254,7 +3209,7 @@
                 <w:sz w:val="19"/>
                 <w:szCs w:val="19"/>
               </w:rPr>
-              <w:t xml:space="preserve">Comment your pick below! 👇</w:t>
+              <w:t>Comment your pick below! 👇</w:t>
             </w:r>
           </w:p>
           <w:p>
@@ -3268,7 +3223,6 @@
                 <w:sz w:val="19"/>
                 <w:szCs w:val="19"/>
               </w:rPr>
-              <w:t xml:space="preserve"/>
             </w:r>
           </w:p>
           <w:p>
@@ -3282,7 +3236,7 @@
                 <w:sz w:val="19"/>
                 <w:szCs w:val="19"/>
               </w:rPr>
-              <w:t xml:space="preserve">The most-voted destination gets a SURPRISE OFFER from SS Holidays this week. 👀</w:t>
+              <w:t>The most-voted destination gets a SURPRISE OFFER from SS Holidays this week. 👀</w:t>
             </w:r>
           </w:p>
           <w:p>
@@ -3296,7 +3250,6 @@
                 <w:sz w:val="19"/>
                 <w:szCs w:val="19"/>
               </w:rPr>
-              <w:t xml:space="preserve"/>
             </w:r>
           </w:p>
           <w:p>
@@ -3310,7 +3263,7 @@
                 <w:sz w:val="19"/>
                 <w:szCs w:val="19"/>
               </w:rPr>
-              <w:t xml:space="preserve">Tag your trip crew in the comments! 🎒</w:t>
+              <w:t>Tag your trip crew in the comments! 🎒</w:t>
             </w:r>
           </w:p>
         </w:tc>
@@ -3346,7 +3299,7 @@
                 <w:sz w:val="17"/>
                 <w:szCs w:val="17"/>
               </w:rPr>
-              <w:t xml:space="preserve">HASHTAGS</w:t>
+              <w:t>HASHTAGS</w:t>
             </w:r>
           </w:p>
           <w:p>
@@ -3357,7 +3310,7 @@
                 <w:sz w:val="18"/>
                 <w:szCs w:val="18"/>
               </w:rPr>
-              <w:t xml:space="preserve">#TravelPoll #KEC #CollegeLife #StudentLife #SSHolidays #TravelTamilNadu #WhereToNext #WeekendTrip #ErodeStudents #TravelWithFriends</w:t>
+              <w:t>#TravelPoll #KEC #CollegeLife #StudentLife #SSHolidays #TravelTamilNadu #WhereToNext #WeekendTrip #ErodeStudents #TravelWithFriends</w:t>
             </w:r>
           </w:p>
         </w:tc>
@@ -3400,9 +3353,7 @@
       <w:pPr>
         <w:spacing w:after="0" w:before="80"/>
       </w:pPr>
-      <w:r>
-        <w:t xml:space="preserve"/>
-      </w:r>
+      <w:r/>
     </w:p>
     <w:tbl>
       <w:tblPr>
@@ -3456,7 +3407,7 @@
                 <w:sz w:val="17"/>
                 <w:szCs w:val="17"/>
               </w:rPr>
-              <w:t xml:space="preserve">EDUCATION — Packing Guide Carousel</w:t>
+              <w:t>EDUCATION — Packing Guide Carousel</w:t>
             </w:r>
             <w:r>
               <w:rPr>
@@ -3481,7 +3432,7 @@
                 <w:sz w:val="19"/>
                 <w:szCs w:val="19"/>
               </w:rPr>
-              <w:t xml:space="preserve">Goal: Build trust and saves. Educational content keeps followers coming back.</w:t>
+              <w:t>Goal: Build trust and saves. Educational content keeps followers coming back.</w:t>
             </w:r>
           </w:p>
         </w:tc>
@@ -3517,7 +3468,7 @@
                 <w:sz w:val="17"/>
                 <w:szCs w:val="17"/>
               </w:rPr>
-              <w:t xml:space="preserve">CAPTION</w:t>
+              <w:t>CAPTION</w:t>
             </w:r>
           </w:p>
           <w:p>
@@ -3531,7 +3482,7 @@
                 <w:sz w:val="19"/>
                 <w:szCs w:val="19"/>
               </w:rPr>
-              <w:t xml:space="preserve">Slide through before your next trip! 🎒 (Swipe →)</w:t>
+              <w:t>Slide through before your next trip! 🎒 (Swipe →)</w:t>
             </w:r>
           </w:p>
           <w:p>
@@ -3545,7 +3496,6 @@
                 <w:sz w:val="19"/>
                 <w:szCs w:val="19"/>
               </w:rPr>
-              <w:t xml:space="preserve"/>
             </w:r>
           </w:p>
           <w:p>
@@ -3559,7 +3509,7 @@
                 <w:sz w:val="19"/>
                 <w:szCs w:val="19"/>
               </w:rPr>
-              <w:t xml:space="preserve">Slide 1: The Ultimate Student Trip Packing List</w:t>
+              <w:t>Slide 1: The Ultimate Student Trip Packing List</w:t>
             </w:r>
           </w:p>
           <w:p>
@@ -3573,7 +3523,7 @@
                 <w:sz w:val="19"/>
                 <w:szCs w:val="19"/>
               </w:rPr>
-              <w:t xml:space="preserve">Slide 2: Clothes — pack light, pack smart (rule of 3!)</w:t>
+              <w:t>Slide 2: Clothes — pack light, pack smart (rule of 3!)</w:t>
             </w:r>
           </w:p>
           <w:p>
@@ -3587,7 +3537,7 @@
                 <w:sz w:val="19"/>
                 <w:szCs w:val="19"/>
               </w:rPr>
-              <w:t xml:space="preserve">Slide 3: Toiletries — what to carry vs what hotels provide</w:t>
+              <w:t>Slide 3: Toiletries — what to carry vs what hotels provide</w:t>
             </w:r>
           </w:p>
           <w:p>
@@ -3601,7 +3551,7 @@
                 <w:sz w:val="19"/>
                 <w:szCs w:val="19"/>
               </w:rPr>
-              <w:t xml:space="preserve">Slide 4: Documents — ID, emergency contacts, booking confirmation</w:t>
+              <w:t>Slide 4: Documents — ID, emergency contacts, booking confirmation</w:t>
             </w:r>
           </w:p>
           <w:p>
@@ -3615,7 +3565,7 @@
                 <w:sz w:val="19"/>
                 <w:szCs w:val="19"/>
               </w:rPr>
-              <w:t xml:space="preserve">Slide 5: Tech essentials — power bank, earphones, offline maps</w:t>
+              <w:t>Slide 5: Tech essentials — power bank, earphones, offline maps</w:t>
             </w:r>
           </w:p>
           <w:p>
@@ -3629,7 +3579,7 @@
                 <w:sz w:val="19"/>
                 <w:szCs w:val="19"/>
               </w:rPr>
-              <w:t xml:space="preserve">Slide 6: Money tips — always carry ₹500 cash as backup</w:t>
+              <w:t>Slide 6: Money tips — always carry ₹500 cash as backup</w:t>
             </w:r>
           </w:p>
           <w:p>
@@ -3643,7 +3593,7 @@
                 <w:sz w:val="19"/>
                 <w:szCs w:val="19"/>
               </w:rPr>
-              <w:t xml:space="preserve">Slide 7: One thing most students forget (it's not what you think 😅)</w:t>
+              <w:t>Slide 7: One thing most students forget (it's not what you think 😅)</w:t>
             </w:r>
           </w:p>
           <w:p>
@@ -3657,7 +3607,6 @@
                 <w:sz w:val="19"/>
                 <w:szCs w:val="19"/>
               </w:rPr>
-              <w:t xml:space="preserve"/>
             </w:r>
           </w:p>
           <w:p>
@@ -3671,7 +3620,7 @@
                 <w:sz w:val="19"/>
                 <w:szCs w:val="19"/>
               </w:rPr>
-              <w:t xml:space="preserve">Save this post so you never forget anything before a trip again! 💾</w:t>
+              <w:t>Save this post so you never forget anything before a trip again! 💾</w:t>
             </w:r>
           </w:p>
           <w:p>
@@ -3685,7 +3634,6 @@
                 <w:sz w:val="19"/>
                 <w:szCs w:val="19"/>
               </w:rPr>
-              <w:t xml:space="preserve"/>
             </w:r>
           </w:p>
           <w:p>
@@ -3699,7 +3647,7 @@
                 <w:sz w:val="19"/>
                 <w:szCs w:val="19"/>
               </w:rPr>
-              <w:t xml:space="preserve">Planning a trip soon? DM us — SS Holidays handles everything so you just show up and enjoy. ✈️</w:t>
+              <w:t>Planning a trip soon? DM us — SS Holidays handles everything so you just show up and enjoy. ✈️</w:t>
             </w:r>
           </w:p>
         </w:tc>
@@ -3735,7 +3683,7 @@
                 <w:sz w:val="17"/>
                 <w:szCs w:val="17"/>
               </w:rPr>
-              <w:t xml:space="preserve">HASHTAGS</w:t>
+              <w:t>HASHTAGS</w:t>
             </w:r>
           </w:p>
           <w:p>
@@ -3746,7 +3694,7 @@
                 <w:sz w:val="18"/>
                 <w:szCs w:val="18"/>
               </w:rPr>
-              <w:t xml:space="preserve">#PackingTips #StudentTravel #TravelHacks #CollegeTrip #SSHolidays #TravelSmart #PackingList #TravelTips #KECStudents #IndiaTravel</w:t>
+              <w:t>#PackingTips #StudentTravel #TravelHacks #CollegeTrip #SSHolidays #TravelSmart #PackingList #TravelTips #KECStudents #IndiaTravel</w:t>
             </w:r>
           </w:p>
         </w:tc>
@@ -3789,9 +3737,7 @@
       <w:pPr>
         <w:spacing w:after="0" w:before="80"/>
       </w:pPr>
-      <w:r>
-        <w:t xml:space="preserve"/>
-      </w:r>
+      <w:r/>
     </w:p>
     <w:p>
       <w:pPr>
@@ -3809,7 +3755,7 @@
           <w:sz w:val="27"/>
           <w:szCs w:val="27"/>
         </w:rPr>
-        <w:t xml:space="preserve">4. HASHTAG STRATEGY</w:t>
+        <w:t>4. HASHTAG STRATEGY</w:t>
       </w:r>
     </w:p>
     <w:p>
@@ -3824,16 +3770,14 @@
           <w:sz w:val="20"/>
           <w:szCs w:val="20"/>
         </w:rPr>
-        <w:t xml:space="preserve">Hashtags were researched and grouped into three tiers for maximum reach on every post. Using a mix of high-volume, medium, and niche hashtags ensures the content reaches both large audiences and highly targeted local followers.</w:t>
+        <w:t>Hashtags were researched and grouped into three tiers for maximum reach on every post. Using a mix of high-volume, medium, and niche hashtags ensures the content reaches both large audiences and highly targeted local followers.</w:t>
       </w:r>
     </w:p>
     <w:p>
       <w:pPr>
         <w:spacing w:after="0" w:before="40"/>
       </w:pPr>
-      <w:r>
-        <w:t xml:space="preserve"/>
-      </w:r>
+      <w:r/>
     </w:p>
     <w:tbl>
       <w:tblPr>
@@ -3880,7 +3824,7 @@
                 <w:sz w:val="19"/>
                 <w:szCs w:val="19"/>
               </w:rPr>
-              <w:t xml:space="preserve">Tier</w:t>
+              <w:t>Tier</w:t>
             </w:r>
           </w:p>
         </w:tc>
@@ -3911,7 +3855,7 @@
                 <w:sz w:val="19"/>
                 <w:szCs w:val="19"/>
               </w:rPr>
-              <w:t xml:space="preserve">Hashtags Used</w:t>
+              <w:t>Hashtags Used</w:t>
             </w:r>
           </w:p>
         </w:tc>
@@ -3942,7 +3886,7 @@
                 <w:sz w:val="19"/>
                 <w:szCs w:val="19"/>
               </w:rPr>
-              <w:t xml:space="preserve">Why</w:t>
+              <w:t>Why</w:t>
             </w:r>
           </w:p>
         </w:tc>
@@ -3973,8 +3917,9 @@
                 <w:sz w:val="19"/>
                 <w:szCs w:val="19"/>
               </w:rPr>
-              <w:t xml:space="preserve">High Volume
-(1M+ posts)</w:t>
+              <w:t>High Volume</w:t>
+              <w:br/>
+              <w:t>(1M+ posts)</w:t>
             </w:r>
           </w:p>
         </w:tc>
@@ -4003,7 +3948,7 @@
                 <w:sz w:val="19"/>
                 <w:szCs w:val="19"/>
               </w:rPr>
-              <w:t xml:space="preserve">#Travel #CollegeLife #StudentLife #WeekendTrip</w:t>
+              <w:t>#Travel #CollegeLife #StudentLife #WeekendTrip</w:t>
             </w:r>
           </w:p>
         </w:tc>
@@ -4032,7 +3977,7 @@
                 <w:sz w:val="19"/>
                 <w:szCs w:val="19"/>
               </w:rPr>
-              <w:t xml:space="preserve">Broad reach — expose the page to a large audience</w:t>
+              <w:t>Broad reach — expose the page to a large audience</w:t>
             </w:r>
           </w:p>
         </w:tc>
@@ -4063,8 +4008,9 @@
                 <w:sz w:val="19"/>
                 <w:szCs w:val="19"/>
               </w:rPr>
-              <w:t xml:space="preserve">Medium Volume
-(100K–1M)</w:t>
+              <w:t>Medium Volume</w:t>
+              <w:br/>
+              <w:t>(100K–1M)</w:t>
             </w:r>
           </w:p>
         </w:tc>
@@ -4093,7 +4039,7 @@
                 <w:sz w:val="19"/>
                 <w:szCs w:val="19"/>
               </w:rPr>
-              <w:t xml:space="preserve">#TravelTamilNadu #CollegeTrip #BudgetTravel #TripWithFriends</w:t>
+              <w:t>#TravelTamilNadu #CollegeTrip #BudgetTravel #TripWithFriends</w:t>
             </w:r>
           </w:p>
         </w:tc>
@@ -4122,7 +4068,7 @@
                 <w:sz w:val="19"/>
                 <w:szCs w:val="19"/>
               </w:rPr>
-              <w:t xml:space="preserve">Balanced reach with relevant travel audience</w:t>
+              <w:t>Balanced reach with relevant travel audience</w:t>
             </w:r>
           </w:p>
         </w:tc>
@@ -4153,8 +4099,9 @@
                 <w:sz w:val="19"/>
                 <w:szCs w:val="19"/>
               </w:rPr>
-              <w:t xml:space="preserve">Niche / Local
-(&lt;100K)</w:t>
+              <w:t>Niche / Local</w:t>
+              <w:br/>
+              <w:t>(&lt;100K)</w:t>
             </w:r>
           </w:p>
         </w:tc>
@@ -4183,7 +4130,7 @@
                 <w:sz w:val="19"/>
                 <w:szCs w:val="19"/>
               </w:rPr>
-              <w:t xml:space="preserve">#SSHolidays #KECStudents #ErodeTravel #KEC #OotyPackage</w:t>
+              <w:t>#SSHolidays #KECStudents #ErodeTravel #KEC #OotyPackage</w:t>
             </w:r>
           </w:p>
         </w:tc>
@@ -4212,7 +4159,7 @@
                 <w:sz w:val="19"/>
                 <w:szCs w:val="19"/>
               </w:rPr>
-              <w:t xml:space="preserve">Target local students directly — highest conversion</w:t>
+              <w:t>Target local students directly — highest conversion</w:t>
             </w:r>
           </w:p>
         </w:tc>
@@ -4222,9 +4169,7 @@
       <w:pPr>
         <w:spacing w:after="0" w:before="80"/>
       </w:pPr>
-      <w:r>
-        <w:t xml:space="preserve"/>
-      </w:r>
+      <w:r/>
     </w:p>
     <w:p>
       <w:pPr>
@@ -4242,16 +4187,14 @@
           <w:sz w:val="27"/>
           <w:szCs w:val="27"/>
         </w:rPr>
-        <w:t xml:space="preserve">5. CAMPAIGN RESULTS</w:t>
+        <w:t>5. CAMPAIGN RESULTS</w:t>
       </w:r>
     </w:p>
     <w:p>
       <w:pPr>
         <w:spacing w:after="0" w:before="40"/>
       </w:pPr>
-      <w:r>
-        <w:t xml:space="preserve"/>
-      </w:r>
+      <w:r/>
     </w:p>
     <w:tbl>
       <w:tblPr>
@@ -4302,7 +4245,7 @@
                 <w:sz w:val="19"/>
                 <w:szCs w:val="19"/>
               </w:rPr>
-              <w:t xml:space="preserve">Metric</w:t>
+              <w:t>Metric</w:t>
             </w:r>
           </w:p>
         </w:tc>
@@ -4336,7 +4279,7 @@
                 <w:sz w:val="19"/>
                 <w:szCs w:val="19"/>
               </w:rPr>
-              <w:t xml:space="preserve">Target</w:t>
+              <w:t>Target</w:t>
             </w:r>
           </w:p>
         </w:tc>
@@ -4370,7 +4313,7 @@
                 <w:sz w:val="19"/>
                 <w:szCs w:val="19"/>
               </w:rPr>
-              <w:t xml:space="preserve">Actual</w:t>
+              <w:t>Actual</w:t>
             </w:r>
           </w:p>
         </w:tc>
@@ -4404,7 +4347,7 @@
                 <w:sz w:val="19"/>
                 <w:szCs w:val="19"/>
               </w:rPr>
-              <w:t xml:space="preserve">Status</w:t>
+              <w:t>Status</w:t>
             </w:r>
           </w:p>
         </w:tc>
@@ -4435,7 +4378,7 @@
                 <w:sz w:val="19"/>
                 <w:szCs w:val="19"/>
               </w:rPr>
-              <w:t xml:space="preserve">Total Posts Published</w:t>
+              <w:t>Total Posts Published</w:t>
             </w:r>
           </w:p>
         </w:tc>
@@ -4467,7 +4410,7 @@
                 <w:sz w:val="19"/>
                 <w:szCs w:val="19"/>
               </w:rPr>
-              <w:t xml:space="preserve">12 posts</w:t>
+              <w:t>12 posts</w:t>
             </w:r>
           </w:p>
         </w:tc>
@@ -4501,7 +4444,7 @@
                 <w:sz w:val="19"/>
                 <w:szCs w:val="19"/>
               </w:rPr>
-              <w:t xml:space="preserve">12 posts</w:t>
+              <w:t>12 posts</w:t>
             </w:r>
           </w:p>
         </w:tc>
@@ -4535,7 +4478,7 @@
                 <w:sz w:val="19"/>
                 <w:szCs w:val="19"/>
               </w:rPr>
-              <w:t xml:space="preserve">Achieved</w:t>
+              <w:t>Achieved</w:t>
             </w:r>
           </w:p>
         </w:tc>
@@ -4566,7 +4509,7 @@
                 <w:sz w:val="19"/>
                 <w:szCs w:val="19"/>
               </w:rPr>
-              <w:t xml:space="preserve">Instagram Follower Growth</w:t>
+              <w:t>Instagram Follower Growth</w:t>
             </w:r>
           </w:p>
         </w:tc>
@@ -4598,7 +4541,7 @@
                 <w:sz w:val="19"/>
                 <w:szCs w:val="19"/>
               </w:rPr>
-              <w:t xml:space="preserve">+80</w:t>
+              <w:t>+80</w:t>
             </w:r>
           </w:p>
         </w:tc>
@@ -4632,7 +4575,7 @@
                 <w:sz w:val="19"/>
                 <w:szCs w:val="19"/>
               </w:rPr>
-              <w:t xml:space="preserve">+112</w:t>
+              <w:t>+112</w:t>
             </w:r>
           </w:p>
         </w:tc>
@@ -4666,7 +4609,7 @@
                 <w:sz w:val="19"/>
                 <w:szCs w:val="19"/>
               </w:rPr>
-              <w:t xml:space="preserve">Achieved</w:t>
+              <w:t>Achieved</w:t>
             </w:r>
           </w:p>
         </w:tc>
@@ -4697,7 +4640,7 @@
                 <w:sz w:val="19"/>
                 <w:szCs w:val="19"/>
               </w:rPr>
-              <w:t xml:space="preserve">Facebook Page Reach</w:t>
+              <w:t>Facebook Page Reach</w:t>
             </w:r>
           </w:p>
         </w:tc>
@@ -4729,7 +4672,7 @@
                 <w:sz w:val="19"/>
                 <w:szCs w:val="19"/>
               </w:rPr>
-              <w:t xml:space="preserve">+500</w:t>
+              <w:t>+500</w:t>
             </w:r>
           </w:p>
         </w:tc>
@@ -4763,7 +4706,7 @@
                 <w:sz w:val="19"/>
                 <w:szCs w:val="19"/>
               </w:rPr>
-              <w:t xml:space="preserve">+680</w:t>
+              <w:t>+680</w:t>
             </w:r>
           </w:p>
         </w:tc>
@@ -4797,7 +4740,7 @@
                 <w:sz w:val="19"/>
                 <w:szCs w:val="19"/>
               </w:rPr>
-              <w:t xml:space="preserve">Achieved</w:t>
+              <w:t>Achieved</w:t>
             </w:r>
           </w:p>
         </w:tc>
@@ -4828,7 +4771,7 @@
                 <w:sz w:val="19"/>
                 <w:szCs w:val="19"/>
               </w:rPr>
-              <w:t xml:space="preserve">Avg. Engagement Rate (Instagram)</w:t>
+              <w:t>Avg. Engagement Rate (Instagram)</w:t>
             </w:r>
           </w:p>
         </w:tc>
@@ -4860,7 +4803,7 @@
                 <w:sz w:val="19"/>
                 <w:szCs w:val="19"/>
               </w:rPr>
-              <w:t xml:space="preserve">4%+</w:t>
+              <w:t>4%+</w:t>
             </w:r>
           </w:p>
         </w:tc>
@@ -4894,7 +4837,7 @@
                 <w:sz w:val="19"/>
                 <w:szCs w:val="19"/>
               </w:rPr>
-              <w:t xml:space="preserve">5.8%</w:t>
+              <w:t>5.8%</w:t>
             </w:r>
           </w:p>
         </w:tc>
@@ -4928,7 +4871,7 @@
                 <w:sz w:val="19"/>
                 <w:szCs w:val="19"/>
               </w:rPr>
-              <w:t xml:space="preserve">Achieved</w:t>
+              <w:t>Achieved</w:t>
             </w:r>
           </w:p>
         </w:tc>
@@ -4959,7 +4902,7 @@
                 <w:sz w:val="19"/>
                 <w:szCs w:val="19"/>
               </w:rPr>
-              <w:t xml:space="preserve">Post Saves (Packing Carousel)</w:t>
+              <w:t>Post Saves (Packing Carousel)</w:t>
             </w:r>
           </w:p>
         </w:tc>
@@ -4991,7 +4934,7 @@
                 <w:sz w:val="19"/>
                 <w:szCs w:val="19"/>
               </w:rPr>
-              <w:t xml:space="preserve">30+</w:t>
+              <w:t>30+</w:t>
             </w:r>
           </w:p>
         </w:tc>
@@ -5025,7 +4968,7 @@
                 <w:sz w:val="19"/>
                 <w:szCs w:val="19"/>
               </w:rPr>
-              <w:t xml:space="preserve">47 saves</w:t>
+              <w:t>47 saves</w:t>
             </w:r>
           </w:p>
         </w:tc>
@@ -5059,7 +5002,7 @@
                 <w:sz w:val="19"/>
                 <w:szCs w:val="19"/>
               </w:rPr>
-              <w:t xml:space="preserve">Achieved</w:t>
+              <w:t>Achieved</w:t>
             </w:r>
           </w:p>
         </w:tc>
@@ -5090,7 +5033,7 @@
                 <w:sz w:val="19"/>
                 <w:szCs w:val="19"/>
               </w:rPr>
-              <w:t xml:space="preserve">DM Enquiries for Packages</w:t>
+              <w:t>DM Enquiries for Packages</w:t>
             </w:r>
           </w:p>
         </w:tc>
@@ -5122,7 +5065,7 @@
                 <w:sz w:val="19"/>
                 <w:szCs w:val="19"/>
               </w:rPr>
-              <w:t xml:space="preserve">20+</w:t>
+              <w:t>20+</w:t>
             </w:r>
           </w:p>
         </w:tc>
@@ -5156,7 +5099,7 @@
                 <w:sz w:val="19"/>
                 <w:szCs w:val="19"/>
               </w:rPr>
-              <w:t xml:space="preserve">18 DMs</w:t>
+              <w:t>18 DMs</w:t>
             </w:r>
           </w:p>
         </w:tc>
@@ -5190,7 +5133,7 @@
                 <w:sz w:val="19"/>
                 <w:szCs w:val="19"/>
               </w:rPr>
-              <w:t xml:space="preserve">Near Target</w:t>
+              <w:t>Near Target</w:t>
             </w:r>
           </w:p>
         </w:tc>
@@ -5221,7 +5164,7 @@
                 <w:sz w:val="19"/>
                 <w:szCs w:val="19"/>
               </w:rPr>
-              <w:t xml:space="preserve">Posting Consistency</w:t>
+              <w:t>Posting Consistency</w:t>
             </w:r>
           </w:p>
         </w:tc>
@@ -5253,7 +5196,7 @@
                 <w:sz w:val="19"/>
                 <w:szCs w:val="19"/>
               </w:rPr>
-              <w:t xml:space="preserve">3x/week</w:t>
+              <w:t>3x/week</w:t>
             </w:r>
           </w:p>
         </w:tc>
@@ -5287,7 +5230,7 @@
                 <w:sz w:val="19"/>
                 <w:szCs w:val="19"/>
               </w:rPr>
-              <w:t xml:space="preserve">3x/week</w:t>
+              <w:t>3x/week</w:t>
             </w:r>
           </w:p>
         </w:tc>
@@ -5321,7 +5264,7 @@
                 <w:sz w:val="19"/>
                 <w:szCs w:val="19"/>
               </w:rPr>
-              <w:t xml:space="preserve">Achieved</w:t>
+              <w:t>Achieved</w:t>
             </w:r>
           </w:p>
         </w:tc>
@@ -5331,9 +5274,7 @@
       <w:pPr>
         <w:spacing w:after="0" w:before="80"/>
       </w:pPr>
-      <w:r>
-        <w:t xml:space="preserve"/>
-      </w:r>
+      <w:r/>
     </w:p>
     <w:p>
       <w:pPr>
@@ -5351,7 +5292,7 @@
           <w:sz w:val="27"/>
           <w:szCs w:val="27"/>
         </w:rPr>
-        <w:t xml:space="preserve">6. KEY TAKEAWAYS</w:t>
+        <w:t>6. KEY TAKEAWAYS</w:t>
       </w:r>
     </w:p>
     <w:p>
@@ -5372,7 +5313,7 @@
           <w:sz w:val="20"/>
           <w:szCs w:val="20"/>
         </w:rPr>
-        <w:t xml:space="preserve">Relatable content performs best with student audiences:</w:t>
+        <w:t>Relatable content performs best with student audiences:</w:t>
       </w:r>
       <w:r>
         <w:rPr>
@@ -5402,7 +5343,7 @@
           <w:sz w:val="20"/>
           <w:szCs w:val="20"/>
         </w:rPr>
-        <w:t xml:space="preserve">Carousels drive saves:</w:t>
+        <w:t>Carousels drive saves:</w:t>
       </w:r>
       <w:r>
         <w:rPr>
@@ -5432,7 +5373,7 @@
           <w:sz w:val="20"/>
           <w:szCs w:val="20"/>
         </w:rPr>
-        <w:t xml:space="preserve">Engagement posts grow reach organically:</w:t>
+        <w:t>Engagement posts grow reach organically:</w:t>
       </w:r>
       <w:r>
         <w:rPr>
@@ -5462,7 +5403,7 @@
           <w:sz w:val="20"/>
           <w:szCs w:val="20"/>
         </w:rPr>
-        <w:t xml:space="preserve">Consistency builds trust:</w:t>
+        <w:t>Consistency builds trust:</w:t>
       </w:r>
       <w:r>
         <w:rPr>
@@ -5492,7 +5433,7 @@
           <w:sz w:val="20"/>
           <w:szCs w:val="20"/>
         </w:rPr>
-        <w:t xml:space="preserve">Niche hashtags drive real enquiries:</w:t>
+        <w:t>Niche hashtags drive real enquiries:</w:t>
       </w:r>
       <w:r>
         <w:rPr>
@@ -5508,9 +5449,7 @@
       <w:pPr>
         <w:spacing w:after="0" w:before="120"/>
       </w:pPr>
-      <w:r>
-        <w:t xml:space="preserve"/>
-      </w:r>
+      <w:r/>
     </w:p>
     <w:p>
       <w:pPr>
@@ -5529,10 +5468,12 @@
           <w:sz w:val="17"/>
           <w:szCs w:val="17"/>
         </w:rPr>
-        <w:t>Manoharan R  ·  Digital Marketing Project Portfolio  ·  SS Holidays  ·  2024  ·  Kathircad@gmail.com</w:t>
+        <w:t>Manoharan R  ·  Digital Marketing Project Portfolio  ·  SS Holidays  ·  2025  ·  Kathircad@gmail.com</w:t>
       </w:r>
     </w:p>
     <w:sectPr>
+      <w:headerReference w:type="default" r:id="rId8"/>
+      <w:footerReference w:type="default" r:id="rId9"/>
       <w:pgSz w:w="12240" w:h="15840" w:orient="portrait"/>
       <w:pgMar w:top="1080" w:right="1080" w:bottom="1080" w:left="1080" w:header="708" w:footer="708" w:gutter="0"/>
       <w:pgNumType/>
@@ -5583,6 +5524,16 @@
 </w:endnotes>
 </file>
 
+<file path=word/footer1.xml><?xml version="1.0" encoding="utf-8"?>
+<w:ftr xmlns:m="http://schemas.openxmlformats.org/officeDocument/2006/math" xmlns:mc="http://schemas.openxmlformats.org/markup-compatibility/2006" xmlns:mo="http://schemas.microsoft.com/office/mac/office/2008/main" xmlns:mv="urn:schemas-microsoft-com:mac:vml" xmlns:o="urn:schemas-microsoft-com:office:office" xmlns:r="http://schemas.openxmlformats.org/officeDocument/2006/relationships" xmlns:v="urn:schemas-microsoft-com:vml" xmlns:w10="urn:schemas-microsoft-com:office:word" xmlns:w14="http://schemas.microsoft.com/office/word/2010/wordml" xmlns:w="http://schemas.openxmlformats.org/wordprocessingml/2006/main" xmlns:wne="http://schemas.microsoft.com/office/word/2006/wordml" xmlns:wp14="http://schemas.microsoft.com/office/word/2010/wordprocessingDrawing" xmlns:wp="http://schemas.openxmlformats.org/drawingml/2006/wordprocessingDrawing" xmlns:wpc="http://schemas.microsoft.com/office/word/2010/wordprocessingCanvas" xmlns:wpg="http://schemas.microsoft.com/office/word/2010/wordprocessingGroup" xmlns:wpi="http://schemas.microsoft.com/office/word/2010/wordprocessingInk" xmlns:wps="http://schemas.microsoft.com/office/word/2010/wordprocessingShape" mc:Ignorable="w14 wp14">
+  <w:p>
+    <w:pPr>
+      <w:pStyle w:val="Footer"/>
+    </w:pPr>
+  </w:p>
+</w:ftr>
+</file>
+
 <file path=word/footnotes.xml><?xml version="1.0" encoding="utf-8"?>
 <w:footnotes xmlns:wpc="http://schemas.microsoft.com/office/word/2010/wordprocessingCanvas" xmlns:mc="http://schemas.openxmlformats.org/markup-compatibility/2006" xmlns:o="urn:schemas-microsoft-com:office:office" xmlns:r="http://schemas.openxmlformats.org/officeDocument/2006/relationships" xmlns:m="http://schemas.openxmlformats.org/officeDocument/2006/math" xmlns:v="urn:schemas-microsoft-com:vml" xmlns:wp14="http://schemas.microsoft.com/office/word/2010/wordprocessingDrawing" xmlns:wp="http://schemas.openxmlformats.org/drawingml/2006/wordprocessingDrawing" xmlns:w10="urn:schemas-microsoft-com:office:word" xmlns:w="http://schemas.openxmlformats.org/wordprocessingml/2006/main" xmlns:w14="http://schemas.microsoft.com/office/word/2010/wordml" xmlns:w15="http://schemas.microsoft.com/office/word/2012/wordml" xmlns:wpg="http://schemas.microsoft.com/office/word/2010/wordprocessingGroup" xmlns:wpi="http://schemas.microsoft.com/office/word/2010/wordprocessingInk" xmlns:wne="http://schemas.microsoft.com/office/word/2006/wordml" xmlns:wps="http://schemas.microsoft.com/office/word/2010/wordprocessingShape" mc:Ignorable="w14 w15 wp14">
   <w:footnote w:type="separator" w:id="-1">
@@ -5618,6 +5569,16 @@
     </w:p>
   </w:footnote>
 </w:footnotes>
+</file>
+
+<file path=word/header1.xml><?xml version="1.0" encoding="utf-8"?>
+<w:hdr xmlns:m="http://schemas.openxmlformats.org/officeDocument/2006/math" xmlns:mc="http://schemas.openxmlformats.org/markup-compatibility/2006" xmlns:mo="http://schemas.microsoft.com/office/mac/office/2008/main" xmlns:mv="urn:schemas-microsoft-com:mac:vml" xmlns:o="urn:schemas-microsoft-com:office:office" xmlns:r="http://schemas.openxmlformats.org/officeDocument/2006/relationships" xmlns:v="urn:schemas-microsoft-com:vml" xmlns:w10="urn:schemas-microsoft-com:office:word" xmlns:w14="http://schemas.microsoft.com/office/word/2010/wordml" xmlns:w="http://schemas.openxmlformats.org/wordprocessingml/2006/main" xmlns:wne="http://schemas.microsoft.com/office/word/2006/wordml" xmlns:wp14="http://schemas.microsoft.com/office/word/2010/wordprocessingDrawing" xmlns:wp="http://schemas.openxmlformats.org/drawingml/2006/wordprocessingDrawing" xmlns:wpc="http://schemas.microsoft.com/office/word/2010/wordprocessingCanvas" xmlns:wpg="http://schemas.microsoft.com/office/word/2010/wordprocessingGroup" xmlns:wpi="http://schemas.microsoft.com/office/word/2010/wordprocessingInk" xmlns:wps="http://schemas.microsoft.com/office/word/2010/wordprocessingShape" mc:Ignorable="w14 wp14">
+  <w:p>
+    <w:pPr>
+      <w:pStyle w:val="Header"/>
+    </w:pPr>
+  </w:p>
+</w:hdr>
 </file>
 
 <file path=word/numbering.xml><?xml version="1.0" encoding="utf-8"?>
